--- a/assets/demo/case4/改后-星驰智行议案.docx
+++ b/assets/demo/case4/改后-星驰智行议案.docx
@@ -18,7 +18,6 @@
         <w:bidi w:val="0"/>
         <w:adjustRightInd/>
         <w:snapToGrid/>
-        <w:spacing w:line="520" w:lineRule="exact"/>
         <w:textAlignment w:val="auto"/>
         <w:rPr>
           <w:lang w:val="en-US" w:eastAsia="zh-CN"/>
@@ -1215,28 +1214,15 @@
     <w:next w:val="1"/>
     <w:qFormat/>
     <w:pPr>
+      <w:spacing w:line="520" w:lineRule="exact"/>
       <w:jc w:val="center"/>
       <w:outlineLvl w:val="0"/>
     </w:pPr>
     <w:rPr>
-      <w:rFonts w:eastAsia="方正小标宋简体" w:ascii="方正小标宋简体" w:hAnsi="方正小标宋简体" w:cs="方正小标宋简体"/>
+      <w:rFonts w:eastAsia="黑体" w:ascii="黑体" w:hAnsi="黑体" w:cs="黑体"/>
       <w:b w:val="0"/>
       <w:sz w:val="44"/>
       <w:szCs w:val="44"/>
-    </w:rPr>
-  </w:style>
-  <w:style w:type="paragraph" w:customStyle="1" w:styleId="FormatAgentOther">
-    <w:name w:val="其他正文"/>
-    <w:next w:val="1"/>
-    <w:qFormat/>
-    <w:pPr>
-      <w:jc w:val="both"/>
-    </w:pPr>
-    <w:rPr>
-      <w:rFonts w:eastAsia="仿宋_GB2312" w:ascii="仿宋_GB2312" w:hAnsi="仿宋_GB2312" w:cs="仿宋_GB2312"/>
-      <w:b w:val="0"/>
-      <w:sz w:val="28"/>
-      <w:szCs w:val="28"/>
     </w:rPr>
   </w:style>
   <w:style w:type="paragraph" w:customStyle="1" w:styleId="FormatAgentSubtitle">
@@ -1289,6 +1275,22 @@
       <w:b w:val="0"/>
       <w:sz w:val="32"/>
       <w:szCs w:val="32"/>
+    </w:rPr>
+  </w:style>
+  <w:style w:type="paragraph" w:customStyle="1" w:styleId="FormatAgentOther">
+    <w:name w:val="其他正文"/>
+    <w:next w:val="1"/>
+    <w:qFormat/>
+    <w:pPr>
+      <w:spacing w:line="600" w:lineRule="exact"/>
+      <w:ind w:firstLineChars="200" w:firstLine="420"/>
+      <w:jc w:val="left"/>
+    </w:pPr>
+    <w:rPr>
+      <w:rFonts w:eastAsia="宋体" w:ascii="Calibri" w:hAnsi="Calibri" w:cs="Calibri"/>
+      <w:b w:val="0"/>
+      <w:sz w:val="21"/>
+      <w:szCs w:val="21"/>
     </w:rPr>
   </w:style>
   <w:style w:type="paragraph" w:customStyle="1" w:styleId="FormatAgentAttachmentLabel">
